--- a/optimized/crest/TIMELINE.docx
+++ b/optimized/crest/TIMELINE.docx
@@ -6,7 +6,7 @@
       <w:pPr>
         <w:pStyle w:val="Heading1"/>
         <w:bidi w:val="0"/>
-        <w:spacing w:before="240" w:after="283"/>
+        <w:spacing w:before="240" w:after="280"/>
         <w:jc w:val="left"/>
         <w:rPr/>
       </w:pPr>
@@ -99,17 +99,6 @@
     </w:p>
     <w:p>
       <w:pPr>
-        <w:pStyle w:val="HorizontalLine"/>
-        <w:bidi w:val="0"/>
-        <w:jc w:val="left"/>
-        <w:rPr/>
-      </w:pPr>
-      <w:r>
-        <w:rPr/>
-      </w:r>
-    </w:p>
-    <w:p>
-      <w:pPr>
         <w:pStyle w:val="Heading2"/>
         <w:bidi w:val="0"/>
         <w:jc w:val="left"/>
@@ -216,17 +205,6 @@
       <w:r>
         <w:rPr/>
         <w:t>The risk this ordering accepts is that the behavioural work, the gradual-exposure protocol that runs on a weeks-to-months calendar, can't start until the engineering is safe enough to run. That risk materialised, and it's the project's main open item (§4).</w:t>
-      </w:r>
-    </w:p>
-    <w:p>
-      <w:pPr>
-        <w:pStyle w:val="HorizontalLine"/>
-        <w:bidi w:val="0"/>
-        <w:jc w:val="left"/>
-        <w:rPr/>
-      </w:pPr>
-      <w:r>
-        <w:rPr/>
       </w:r>
     </w:p>
     <w:p>
@@ -243,23 +221,23 @@
     </w:p>
     <w:tbl>
       <w:tblPr>
-        <w:tblW w:w="11339" w:type="dxa"/>
         <w:jc w:val="left"/>
         <w:tblInd w:w="28" w:type="dxa"/>
-        <w:tblLayout w:type="fixed"/>
         <w:tblCellMar>
           <w:top w:w="28" w:type="dxa"/>
           <w:left w:w="28" w:type="dxa"/>
           <w:bottom w:w="28" w:type="dxa"/>
           <w:right w:w="28" w:type="dxa"/>
         </w:tblCellMar>
+        <w:tblLayout w:type="fixed"/>
+        <w:tblW w:w="9072" w:type="dxa"/>
       </w:tblPr>
       <w:tblGrid>
-        <w:gridCol w:w="1776"/>
-        <w:gridCol w:w="724"/>
-        <w:gridCol w:w="5415"/>
-        <w:gridCol w:w="2892"/>
-        <w:gridCol w:w="532"/>
+        <w:gridCol w:w="910"/>
+        <w:gridCol w:w="910"/>
+        <w:gridCol w:w="4627"/>
+        <w:gridCol w:w="1714"/>
+        <w:gridCol w:w="911"/>
       </w:tblGrid>
       <w:tr>
         <w:trPr>
@@ -267,15 +245,14 @@
         </w:trPr>
         <w:tc>
           <w:tcPr>
-            <w:tcW w:w="1776" w:type="dxa"/>
-            <w:tcBorders/>
-            <w:vAlign w:val="center"/>
+            <w:tcBorders/>
+            <w:vAlign w:val="center"/>
+            <w:tcW w:w="910" w:type="dxa"/>
           </w:tcPr>
           <w:p>
             <w:pPr>
               <w:pStyle w:val="TableHeading"/>
               <w:suppressLineNumbers/>
-              <w:shd w:fill="EEEEEE" w:val="clear"/>
               <w:bidi w:val="0"/>
               <w:spacing w:before="0" w:after="283"/>
               <w:jc w:val="left"/>
@@ -289,15 +266,14 @@
         </w:tc>
         <w:tc>
           <w:tcPr>
-            <w:tcW w:w="724" w:type="dxa"/>
-            <w:tcBorders/>
-            <w:vAlign w:val="center"/>
+            <w:tcBorders/>
+            <w:vAlign w:val="center"/>
+            <w:tcW w:w="910" w:type="dxa"/>
           </w:tcPr>
           <w:p>
             <w:pPr>
               <w:pStyle w:val="TableHeading"/>
               <w:suppressLineNumbers/>
-              <w:shd w:fill="EEEEEE" w:val="clear"/>
               <w:bidi w:val="0"/>
               <w:spacing w:before="0" w:after="283"/>
               <w:jc w:val="left"/>
@@ -311,15 +287,14 @@
         </w:tc>
         <w:tc>
           <w:tcPr>
-            <w:tcW w:w="5415" w:type="dxa"/>
-            <w:tcBorders/>
-            <w:vAlign w:val="center"/>
+            <w:tcBorders/>
+            <w:vAlign w:val="center"/>
+            <w:tcW w:w="4627" w:type="dxa"/>
           </w:tcPr>
           <w:p>
             <w:pPr>
               <w:pStyle w:val="TableHeading"/>
               <w:suppressLineNumbers/>
-              <w:shd w:fill="EEEEEE" w:val="clear"/>
               <w:bidi w:val="0"/>
               <w:spacing w:before="0" w:after="283"/>
               <w:jc w:val="left"/>
@@ -333,15 +308,14 @@
         </w:tc>
         <w:tc>
           <w:tcPr>
-            <w:tcW w:w="2892" w:type="dxa"/>
-            <w:tcBorders/>
-            <w:vAlign w:val="center"/>
+            <w:tcBorders/>
+            <w:vAlign w:val="center"/>
+            <w:tcW w:w="1714" w:type="dxa"/>
           </w:tcPr>
           <w:p>
             <w:pPr>
               <w:pStyle w:val="TableHeading"/>
               <w:suppressLineNumbers/>
-              <w:shd w:fill="EEEEEE" w:val="clear"/>
               <w:bidi w:val="0"/>
               <w:spacing w:before="0" w:after="283"/>
               <w:jc w:val="left"/>
@@ -355,15 +329,14 @@
         </w:tc>
         <w:tc>
           <w:tcPr>
-            <w:tcW w:w="532" w:type="dxa"/>
-            <w:tcBorders/>
-            <w:vAlign w:val="center"/>
+            <w:tcBorders/>
+            <w:vAlign w:val="center"/>
+            <w:tcW w:w="911" w:type="dxa"/>
           </w:tcPr>
           <w:p>
             <w:pPr>
               <w:pStyle w:val="TableHeading"/>
               <w:suppressLineNumbers/>
-              <w:shd w:fill="EEEEEE" w:val="clear"/>
               <w:bidi w:val="0"/>
               <w:spacing w:before="0" w:after="283"/>
               <w:jc w:val="left"/>
@@ -380,9 +353,9 @@
         <w:trPr/>
         <w:tc>
           <w:tcPr>
-            <w:tcW w:w="1776" w:type="dxa"/>
-            <w:tcBorders/>
-            <w:vAlign w:val="center"/>
+            <w:tcBorders/>
+            <w:vAlign w:val="center"/>
+            <w:tcW w:w="910" w:type="dxa"/>
           </w:tcPr>
           <w:p>
             <w:pPr>
@@ -402,9 +375,9 @@
         </w:tc>
         <w:tc>
           <w:tcPr>
-            <w:tcW w:w="724" w:type="dxa"/>
-            <w:tcBorders/>
-            <w:vAlign w:val="center"/>
+            <w:tcBorders/>
+            <w:vAlign w:val="center"/>
+            <w:tcW w:w="910" w:type="dxa"/>
           </w:tcPr>
           <w:p>
             <w:pPr>
@@ -422,9 +395,9 @@
         </w:tc>
         <w:tc>
           <w:tcPr>
-            <w:tcW w:w="5415" w:type="dxa"/>
-            <w:tcBorders/>
-            <w:vAlign w:val="center"/>
+            <w:tcBorders/>
+            <w:vAlign w:val="center"/>
+            <w:tcW w:w="4627" w:type="dxa"/>
           </w:tcPr>
           <w:p>
             <w:pPr>
@@ -462,9 +435,9 @@
         </w:tc>
         <w:tc>
           <w:tcPr>
-            <w:tcW w:w="2892" w:type="dxa"/>
-            <w:tcBorders/>
-            <w:vAlign w:val="center"/>
+            <w:tcBorders/>
+            <w:vAlign w:val="center"/>
+            <w:tcW w:w="1714" w:type="dxa"/>
           </w:tcPr>
           <w:p>
             <w:pPr>
@@ -522,9 +495,9 @@
         </w:tc>
         <w:tc>
           <w:tcPr>
-            <w:tcW w:w="532" w:type="dxa"/>
-            <w:tcBorders/>
-            <w:vAlign w:val="center"/>
+            <w:tcBorders/>
+            <w:vAlign w:val="center"/>
+            <w:tcW w:w="911" w:type="dxa"/>
           </w:tcPr>
           <w:p>
             <w:pPr>
@@ -545,9 +518,9 @@
         <w:trPr/>
         <w:tc>
           <w:tcPr>
-            <w:tcW w:w="1776" w:type="dxa"/>
-            <w:tcBorders/>
-            <w:vAlign w:val="center"/>
+            <w:tcBorders/>
+            <w:vAlign w:val="center"/>
+            <w:tcW w:w="910" w:type="dxa"/>
           </w:tcPr>
           <w:p>
             <w:pPr>
@@ -567,9 +540,9 @@
         </w:tc>
         <w:tc>
           <w:tcPr>
-            <w:tcW w:w="724" w:type="dxa"/>
-            <w:tcBorders/>
-            <w:vAlign w:val="center"/>
+            <w:tcBorders/>
+            <w:vAlign w:val="center"/>
+            <w:tcW w:w="910" w:type="dxa"/>
           </w:tcPr>
           <w:p>
             <w:pPr>
@@ -587,9 +560,9 @@
         </w:tc>
         <w:tc>
           <w:tcPr>
-            <w:tcW w:w="5415" w:type="dxa"/>
-            <w:tcBorders/>
-            <w:vAlign w:val="center"/>
+            <w:tcBorders/>
+            <w:vAlign w:val="center"/>
+            <w:tcW w:w="4627" w:type="dxa"/>
           </w:tcPr>
           <w:p>
             <w:pPr>
@@ -613,9 +586,9 @@
         </w:tc>
         <w:tc>
           <w:tcPr>
-            <w:tcW w:w="2892" w:type="dxa"/>
-            <w:tcBorders/>
-            <w:vAlign w:val="center"/>
+            <w:tcBorders/>
+            <w:vAlign w:val="center"/>
+            <w:tcW w:w="1714" w:type="dxa"/>
           </w:tcPr>
           <w:p>
             <w:pPr>
@@ -639,9 +612,9 @@
         </w:tc>
         <w:tc>
           <w:tcPr>
-            <w:tcW w:w="532" w:type="dxa"/>
-            <w:tcBorders/>
-            <w:vAlign w:val="center"/>
+            <w:tcBorders/>
+            <w:vAlign w:val="center"/>
+            <w:tcW w:w="911" w:type="dxa"/>
           </w:tcPr>
           <w:p>
             <w:pPr>
@@ -662,9 +635,9 @@
         <w:trPr/>
         <w:tc>
           <w:tcPr>
-            <w:tcW w:w="1776" w:type="dxa"/>
-            <w:tcBorders/>
-            <w:vAlign w:val="center"/>
+            <w:tcBorders/>
+            <w:vAlign w:val="center"/>
+            <w:tcW w:w="910" w:type="dxa"/>
           </w:tcPr>
           <w:p>
             <w:pPr>
@@ -684,9 +657,9 @@
         </w:tc>
         <w:tc>
           <w:tcPr>
-            <w:tcW w:w="724" w:type="dxa"/>
-            <w:tcBorders/>
-            <w:vAlign w:val="center"/>
+            <w:tcBorders/>
+            <w:vAlign w:val="center"/>
+            <w:tcW w:w="910" w:type="dxa"/>
           </w:tcPr>
           <w:p>
             <w:pPr>
@@ -704,9 +677,9 @@
         </w:tc>
         <w:tc>
           <w:tcPr>
-            <w:tcW w:w="5415" w:type="dxa"/>
-            <w:tcBorders/>
-            <w:vAlign w:val="center"/>
+            <w:tcBorders/>
+            <w:vAlign w:val="center"/>
+            <w:tcW w:w="4627" w:type="dxa"/>
           </w:tcPr>
           <w:p>
             <w:pPr>
@@ -734,9 +707,9 @@
         </w:tc>
         <w:tc>
           <w:tcPr>
-            <w:tcW w:w="2892" w:type="dxa"/>
-            <w:tcBorders/>
-            <w:vAlign w:val="center"/>
+            <w:tcBorders/>
+            <w:vAlign w:val="center"/>
+            <w:tcW w:w="1714" w:type="dxa"/>
           </w:tcPr>
           <w:p>
             <w:pPr>
@@ -770,9 +743,9 @@
         </w:tc>
         <w:tc>
           <w:tcPr>
-            <w:tcW w:w="532" w:type="dxa"/>
-            <w:tcBorders/>
-            <w:vAlign w:val="center"/>
+            <w:tcBorders/>
+            <w:vAlign w:val="center"/>
+            <w:tcW w:w="911" w:type="dxa"/>
           </w:tcPr>
           <w:p>
             <w:pPr>
@@ -793,9 +766,9 @@
         <w:trPr/>
         <w:tc>
           <w:tcPr>
-            <w:tcW w:w="1776" w:type="dxa"/>
-            <w:tcBorders/>
-            <w:vAlign w:val="center"/>
+            <w:tcBorders/>
+            <w:vAlign w:val="center"/>
+            <w:tcW w:w="910" w:type="dxa"/>
           </w:tcPr>
           <w:p>
             <w:pPr>
@@ -815,9 +788,9 @@
         </w:tc>
         <w:tc>
           <w:tcPr>
-            <w:tcW w:w="724" w:type="dxa"/>
-            <w:tcBorders/>
-            <w:vAlign w:val="center"/>
+            <w:tcBorders/>
+            <w:vAlign w:val="center"/>
+            <w:tcW w:w="910" w:type="dxa"/>
           </w:tcPr>
           <w:p>
             <w:pPr>
@@ -835,9 +808,9 @@
         </w:tc>
         <w:tc>
           <w:tcPr>
-            <w:tcW w:w="5415" w:type="dxa"/>
-            <w:tcBorders/>
-            <w:vAlign w:val="center"/>
+            <w:tcBorders/>
+            <w:vAlign w:val="center"/>
+            <w:tcW w:w="4627" w:type="dxa"/>
           </w:tcPr>
           <w:p>
             <w:pPr>
@@ -855,9 +828,9 @@
         </w:tc>
         <w:tc>
           <w:tcPr>
-            <w:tcW w:w="2892" w:type="dxa"/>
-            <w:tcBorders/>
-            <w:vAlign w:val="center"/>
+            <w:tcBorders/>
+            <w:vAlign w:val="center"/>
+            <w:tcW w:w="1714" w:type="dxa"/>
           </w:tcPr>
           <w:p>
             <w:pPr>
@@ -891,9 +864,9 @@
         </w:tc>
         <w:tc>
           <w:tcPr>
-            <w:tcW w:w="532" w:type="dxa"/>
-            <w:tcBorders/>
-            <w:vAlign w:val="center"/>
+            <w:tcBorders/>
+            <w:vAlign w:val="center"/>
+            <w:tcW w:w="911" w:type="dxa"/>
           </w:tcPr>
           <w:p>
             <w:pPr>
@@ -914,9 +887,9 @@
         <w:trPr/>
         <w:tc>
           <w:tcPr>
-            <w:tcW w:w="1776" w:type="dxa"/>
-            <w:tcBorders/>
-            <w:vAlign w:val="center"/>
+            <w:tcBorders/>
+            <w:vAlign w:val="center"/>
+            <w:tcW w:w="910" w:type="dxa"/>
           </w:tcPr>
           <w:p>
             <w:pPr>
@@ -936,9 +909,9 @@
         </w:tc>
         <w:tc>
           <w:tcPr>
-            <w:tcW w:w="724" w:type="dxa"/>
-            <w:tcBorders/>
-            <w:vAlign w:val="center"/>
+            <w:tcBorders/>
+            <w:vAlign w:val="center"/>
+            <w:tcW w:w="910" w:type="dxa"/>
           </w:tcPr>
           <w:p>
             <w:pPr>
@@ -956,9 +929,9 @@
         </w:tc>
         <w:tc>
           <w:tcPr>
-            <w:tcW w:w="5415" w:type="dxa"/>
-            <w:tcBorders/>
-            <w:vAlign w:val="center"/>
+            <w:tcBorders/>
+            <w:vAlign w:val="center"/>
+            <w:tcW w:w="4627" w:type="dxa"/>
           </w:tcPr>
           <w:p>
             <w:pPr>
@@ -976,9 +949,9 @@
         </w:tc>
         <w:tc>
           <w:tcPr>
-            <w:tcW w:w="2892" w:type="dxa"/>
-            <w:tcBorders/>
-            <w:vAlign w:val="center"/>
+            <w:tcBorders/>
+            <w:vAlign w:val="center"/>
+            <w:tcW w:w="1714" w:type="dxa"/>
           </w:tcPr>
           <w:p>
             <w:pPr>
@@ -1014,9 +987,9 @@
         </w:tc>
         <w:tc>
           <w:tcPr>
-            <w:tcW w:w="532" w:type="dxa"/>
-            <w:tcBorders/>
-            <w:vAlign w:val="center"/>
+            <w:tcBorders/>
+            <w:vAlign w:val="center"/>
+            <w:tcW w:w="911" w:type="dxa"/>
           </w:tcPr>
           <w:p>
             <w:pPr>
@@ -1037,9 +1010,9 @@
         <w:trPr/>
         <w:tc>
           <w:tcPr>
-            <w:tcW w:w="1776" w:type="dxa"/>
-            <w:tcBorders/>
-            <w:vAlign w:val="center"/>
+            <w:tcBorders/>
+            <w:vAlign w:val="center"/>
+            <w:tcW w:w="910" w:type="dxa"/>
           </w:tcPr>
           <w:p>
             <w:pPr>
@@ -1059,9 +1032,9 @@
         </w:tc>
         <w:tc>
           <w:tcPr>
-            <w:tcW w:w="724" w:type="dxa"/>
-            <w:tcBorders/>
-            <w:vAlign w:val="center"/>
+            <w:tcBorders/>
+            <w:vAlign w:val="center"/>
+            <w:tcW w:w="910" w:type="dxa"/>
           </w:tcPr>
           <w:p>
             <w:pPr>
@@ -1079,9 +1052,9 @@
         </w:tc>
         <w:tc>
           <w:tcPr>
-            <w:tcW w:w="5415" w:type="dxa"/>
-            <w:tcBorders/>
-            <w:vAlign w:val="center"/>
+            <w:tcBorders/>
+            <w:vAlign w:val="center"/>
+            <w:tcW w:w="4627" w:type="dxa"/>
           </w:tcPr>
           <w:p>
             <w:pPr>
@@ -1099,9 +1072,9 @@
         </w:tc>
         <w:tc>
           <w:tcPr>
-            <w:tcW w:w="2892" w:type="dxa"/>
-            <w:tcBorders/>
-            <w:vAlign w:val="center"/>
+            <w:tcBorders/>
+            <w:vAlign w:val="center"/>
+            <w:tcW w:w="1714" w:type="dxa"/>
           </w:tcPr>
           <w:p>
             <w:pPr>
@@ -1119,9 +1092,9 @@
         </w:tc>
         <w:tc>
           <w:tcPr>
-            <w:tcW w:w="532" w:type="dxa"/>
-            <w:tcBorders/>
-            <w:vAlign w:val="center"/>
+            <w:tcBorders/>
+            <w:vAlign w:val="center"/>
+            <w:tcW w:w="911" w:type="dxa"/>
           </w:tcPr>
           <w:p>
             <w:pPr>
@@ -1142,9 +1115,9 @@
         <w:trPr/>
         <w:tc>
           <w:tcPr>
-            <w:tcW w:w="1776" w:type="dxa"/>
-            <w:tcBorders/>
-            <w:vAlign w:val="center"/>
+            <w:tcBorders/>
+            <w:vAlign w:val="center"/>
+            <w:tcW w:w="910" w:type="dxa"/>
           </w:tcPr>
           <w:p>
             <w:pPr>
@@ -1164,9 +1137,9 @@
         </w:tc>
         <w:tc>
           <w:tcPr>
-            <w:tcW w:w="724" w:type="dxa"/>
-            <w:tcBorders/>
-            <w:vAlign w:val="center"/>
+            <w:tcBorders/>
+            <w:vAlign w:val="center"/>
+            <w:tcW w:w="910" w:type="dxa"/>
           </w:tcPr>
           <w:p>
             <w:pPr>
@@ -1184,9 +1157,9 @@
         </w:tc>
         <w:tc>
           <w:tcPr>
-            <w:tcW w:w="5415" w:type="dxa"/>
-            <w:tcBorders/>
-            <w:vAlign w:val="center"/>
+            <w:tcBorders/>
+            <w:vAlign w:val="center"/>
+            <w:tcW w:w="4627" w:type="dxa"/>
           </w:tcPr>
           <w:p>
             <w:pPr>
@@ -1204,9 +1177,9 @@
         </w:tc>
         <w:tc>
           <w:tcPr>
-            <w:tcW w:w="2892" w:type="dxa"/>
-            <w:tcBorders/>
-            <w:vAlign w:val="center"/>
+            <w:tcBorders/>
+            <w:vAlign w:val="center"/>
+            <w:tcW w:w="1714" w:type="dxa"/>
           </w:tcPr>
           <w:p>
             <w:pPr>
@@ -1240,9 +1213,9 @@
         </w:tc>
         <w:tc>
           <w:tcPr>
-            <w:tcW w:w="532" w:type="dxa"/>
-            <w:tcBorders/>
-            <w:vAlign w:val="center"/>
+            <w:tcBorders/>
+            <w:vAlign w:val="center"/>
+            <w:tcW w:w="911" w:type="dxa"/>
           </w:tcPr>
           <w:p>
             <w:pPr>
@@ -1286,17 +1259,6 @@
     </w:p>
     <w:p>
       <w:pPr>
-        <w:pStyle w:val="HorizontalLine"/>
-        <w:bidi w:val="0"/>
-        <w:jc w:val="left"/>
-        <w:rPr/>
-      </w:pPr>
-      <w:r>
-        <w:rPr/>
-      </w:r>
-    </w:p>
-    <w:p>
-      <w:pPr>
         <w:pStyle w:val="Heading2"/>
         <w:bidi w:val="0"/>
         <w:jc w:val="left"/>
@@ -1317,12 +1279,16 @@
       <w:r>
         <w:rPr>
           <w:rStyle w:val="SourceText"/>
+          <w:rFonts w:ascii="Courier New" w:hAnsi="Courier New"/>
+          <w:sz w:val="14"/>
         </w:rPr>
         <w:t xml:space="preserve">                 </w:t>
       </w:r>
       <w:r>
         <w:rPr>
           <w:rStyle w:val="SourceText"/>
+          <w:rFonts w:ascii="Courier New" w:hAnsi="Courier New"/>
+          <w:sz w:val="14"/>
         </w:rPr>
         <w:t>Jun 26   29    Jul 1     6   7            19</w:t>
       </w:r>
@@ -1337,12 +1303,16 @@
       <w:r>
         <w:rPr>
           <w:rStyle w:val="SourceText"/>
+          <w:rFonts w:ascii="Courier New" w:hAnsi="Courier New"/>
+          <w:sz w:val="14"/>
         </w:rPr>
         <w:t xml:space="preserve">                   </w:t>
       </w:r>
       <w:r>
         <w:rPr>
           <w:rStyle w:val="SourceText"/>
+          <w:rFonts w:ascii="Courier New" w:hAnsi="Courier New"/>
+          <w:sz w:val="14"/>
         </w:rPr>
         <w:t>|      |      |        |   |            |</w:t>
       </w:r>
@@ -1357,6 +1327,8 @@
       <w:r>
         <w:rPr>
           <w:rStyle w:val="SourceText"/>
+          <w:rFonts w:ascii="Courier New" w:hAnsi="Courier New"/>
+          <w:sz w:val="14"/>
         </w:rPr>
         <w:t>1 Core firmware  ####</w:t>
       </w:r>
@@ -1371,6 +1343,8 @@
       <w:r>
         <w:rPr>
           <w:rStyle w:val="SourceText"/>
+          <w:rFonts w:ascii="Courier New" w:hAnsi="Courier New"/>
+          <w:sz w:val="14"/>
         </w:rPr>
         <w:t>2 Tier link+dash ####</w:t>
       </w:r>
@@ -1385,6 +1359,8 @@
       <w:r>
         <w:rPr>
           <w:rStyle w:val="SourceText"/>
+          <w:rFonts w:ascii="Courier New" w:hAnsi="Courier New"/>
+          <w:sz w:val="14"/>
         </w:rPr>
         <w:t>3 Hysteresis+fix ################</w:t>
       </w:r>
@@ -1399,6 +1375,8 @@
       <w:r>
         <w:rPr>
           <w:rStyle w:val="SourceText"/>
+          <w:rFonts w:ascii="Courier New" w:hAnsi="Courier New"/>
+          <w:sz w:val="14"/>
         </w:rPr>
         <w:t>4 CAD (4 revs)          ################</w:t>
       </w:r>
@@ -1413,6 +1391,8 @@
       <w:r>
         <w:rPr>
           <w:rStyle w:val="SourceText"/>
+          <w:rFonts w:ascii="Courier New" w:hAnsi="Courier New"/>
+          <w:sz w:val="14"/>
         </w:rPr>
         <w:t>5 Bench validation              ############</w:t>
       </w:r>
@@ -1427,6 +1407,8 @@
       <w:r>
         <w:rPr>
           <w:rStyle w:val="SourceText"/>
+          <w:rFonts w:ascii="Courier New" w:hAnsi="Courier New"/>
+          <w:sz w:val="14"/>
         </w:rPr>
         <w:t>6 Write-up + release            ##############</w:t>
       </w:r>
@@ -1442,6 +1424,8 @@
       <w:r>
         <w:rPr>
           <w:rStyle w:val="SourceText"/>
+          <w:rFonts w:ascii="Courier New" w:hAnsi="Courier New"/>
+          <w:sz w:val="14"/>
         </w:rPr>
         <w:t>7 Chassis pivot + CBF                              ##############</w:t>
       </w:r>
@@ -1456,17 +1440,6 @@
       <w:r>
         <w:rPr/>
         <w:t>The two-week gap between 7 Jul and 19 Jul is real and is shown as a gap rather than smoothed over: the project paused after the public release and resumed with the chassis pivot.</w:t>
-      </w:r>
-    </w:p>
-    <w:p>
-      <w:pPr>
-        <w:pStyle w:val="HorizontalLine"/>
-        <w:bidi w:val="0"/>
-        <w:jc w:val="left"/>
-        <w:rPr/>
-      </w:pPr>
-      <w:r>
-        <w:rPr/>
       </w:r>
     </w:p>
     <w:p>
@@ -1605,11 +1578,11 @@
     <w:sectPr>
       <w:type w:val="nextPage"/>
       <w:pgSz w:w="11906" w:h="16838"/>
-      <w:pgMar w:left="1247" w:right="1247" w:gutter="0" w:header="0" w:top="1247" w:footer="0" w:bottom="1247"/>
+      <w:pgMar w:left="1417" w:right="1417" w:gutter="0" w:header="0" w:top="1417" w:footer="0" w:bottom="1417"/>
       <w:pgNumType w:fmt="decimal"/>
       <w:formProt w:val="false"/>
       <w:textDirection w:val="lrTb"/>
-      <w:docGrid w:type="default" w:linePitch="600" w:charSpace="36864"/>
+      <w:docGrid w:type="default" w:linePitch="600" w:charSpace="32768"/>
     </w:sectPr>
   </w:body>
 </w:document>
@@ -1641,10 +1614,10 @@
       <w:spacing w:lineRule="auto" w:line="336"/>
     </w:pPr>
     <w:rPr>
-      <w:rFonts w:ascii="Calibri;Helvetica;sans-serif" w:hAnsi="Calibri;Helvetica;sans-serif" w:eastAsia="Calibri;Helvetica;sans-serif" w:cs="Calibri;Helvetica;sans-serif"/>
-      <w:color w:val="111111"/>
-      <w:sz w:val="22"/>
-      <w:szCs w:val="22"/>
+      <w:rFonts w:ascii="Times New Roman;Times;serif" w:hAnsi="Times New Roman;Times;serif" w:eastAsia="Times New Roman;Times;serif" w:cs="Times New Roman;Times;serif"/>
+      <w:color w:val="000000"/>
+      <w:sz w:val="24"/>
+      <w:szCs w:val="24"/>
       <w:lang w:val="en-US" w:eastAsia="zh-CN" w:bidi="hi-IN"/>
     </w:rPr>
   </w:style>
@@ -1653,12 +1626,14 @@
     <w:basedOn w:val="Heading"/>
     <w:next w:val="BodyText"/>
     <w:qFormat/>
-    <w:pPr/>
+    <w:pPr>
+      <w:spacing w:lineRule="auto" w:line="300" w:before="240" w:after="280"/>
+    </w:pPr>
     <w:rPr>
       <w:b/>
       <w:bCs/>
-      <w:sz w:val="36"/>
-      <w:szCs w:val="36"/>
+      <w:sz w:val="32"/>
+      <w:szCs w:val="32"/>
     </w:rPr>
   </w:style>
   <w:style w:type="paragraph" w:styleId="Heading2">
@@ -1667,18 +1642,15 @@
     <w:next w:val="BodyText"/>
     <w:qFormat/>
     <w:pPr>
-      <w:pBdr>
-        <w:bottom w:val="single" w:sz="2" w:space="3" w:color="999999"/>
-      </w:pBdr>
-      <w:spacing w:before="440" w:after="120"/>
+      <w:spacing w:before="440" w:after="160"/>
       <w:outlineLvl w:val="1"/>
     </w:pPr>
     <w:rPr>
       <w:rFonts w:ascii="Liberation Serif" w:hAnsi="Liberation Serif" w:eastAsia="Songti SC" w:cs="Arial Unicode MS"/>
       <w:b/>
       <w:bCs/>
-      <w:sz w:val="28"/>
-      <w:szCs w:val="28"/>
+      <w:sz w:val="26"/>
+      <w:szCs w:val="26"/>
     </w:rPr>
   </w:style>
   <w:style w:type="paragraph" w:styleId="Heading3">
@@ -1687,13 +1659,15 @@
     <w:next w:val="BodyText"/>
     <w:qFormat/>
     <w:pPr>
-      <w:spacing w:before="320" w:after="120"/>
+      <w:spacing w:before="280" w:after="120"/>
       <w:outlineLvl w:val="2"/>
     </w:pPr>
     <w:rPr>
       <w:rFonts w:ascii="Liberation Serif" w:hAnsi="Liberation Serif" w:eastAsia="Songti SC" w:cs="Arial Unicode MS"/>
       <w:b/>
       <w:bCs/>
+      <w:i/>
+      <w:iCs/>
       <w:sz w:val="24"/>
       <w:szCs w:val="24"/>
     </w:rPr>
@@ -1731,8 +1705,9 @@
     <w:name w:val="Source Text"/>
     <w:qFormat/>
     <w:rPr>
-      <w:rFonts w:ascii="monospace" w:hAnsi="monospace" w:eastAsia="monospace" w:cs="monospace"/>
-      <w:shd w:fill="F2F2F2" w:val="clear"/>
+      <w:rFonts w:ascii="Courier New;Courier;monospace" w:hAnsi="Courier New;Courier;monospace" w:eastAsia="Courier New;Courier;monospace" w:cs="Courier New;Courier;monospace"/>
+      <w:sz w:val="21"/>
+      <w:szCs w:val="21"/>
     </w:rPr>
   </w:style>
   <w:style w:type="character" w:styleId="Strong">
@@ -1846,14 +1821,18 @@
     <w:basedOn w:val="Normal"/>
     <w:qFormat/>
     <w:pPr>
-      <w:pBdr/>
-      <w:shd w:fill="F2F2F2" w:val="clear"/>
+      <w:pBdr>
+        <w:top w:val="single" w:sz="2" w:space="6" w:color="999999"/>
+        <w:left w:val="single" w:sz="2" w:space="6" w:color="999999"/>
+        <w:bottom w:val="single" w:sz="2" w:space="6" w:color="999999"/>
+        <w:right w:val="single" w:sz="2" w:space="6" w:color="999999"/>
+      </w:pBdr>
       <w:spacing w:before="0" w:after="0"/>
     </w:pPr>
     <w:rPr>
-      <w:rFonts w:ascii="Liberation Mono" w:hAnsi="Liberation Mono" w:eastAsia="Liberation Mono" w:cs="Liberation Mono"/>
-      <w:sz w:val="18"/>
-      <w:szCs w:val="18"/>
+      <w:rFonts w:ascii="Courier New;Courier;monospace" w:hAnsi="Courier New;Courier;monospace" w:eastAsia="Courier New;Courier;monospace" w:cs="Courier New;Courier;monospace"/>
+      <w:sz w:val="17"/>
+      <w:szCs w:val="17"/>
     </w:rPr>
   </w:style>
   <w:style w:type="paragraph" w:styleId="BlockQuotation">
@@ -1862,13 +1841,14 @@
     <w:qFormat/>
     <w:pPr>
       <w:pBdr>
-        <w:left w:val="single" w:sz="18" w:space="10" w:color="999999"/>
+        <w:left w:val="single" w:sz="12" w:space="10" w:color="777777"/>
       </w:pBdr>
       <w:spacing w:before="160" w:after="160"/>
       <w:ind w:hanging="0" w:left="160" w:right="160"/>
     </w:pPr>
     <w:rPr>
-      <w:color w:val="444444"/>
+      <w:i/>
+      <w:iCs/>
     </w:rPr>
   </w:style>
   <w:style w:type="paragraph" w:styleId="TableHeading">
@@ -1877,7 +1857,6 @@
     <w:qFormat/>
     <w:pPr>
       <w:suppressLineNumbers/>
-      <w:shd w:fill="EEEEEE" w:val="clear"/>
       <w:jc w:val="left"/>
     </w:pPr>
     <w:rPr>
